--- a/tailored/l3harris-quality-engineer-intern-2027/Charles_Morrisey_L3Harris_Quality_Engineer_Intern_Cover_Letter.docx
+++ b/tailored/l3harris-quality-engineer-intern-2027/Charles_Morrisey_L3Harris_Quality_Engineer_Intern_Cover_Letter.docx
@@ -107,7 +107,7 @@
         <w:jc w:val="left"/>
       </w:pPr>
       <w:r>
-        <w:t>I want to learn how a Material Review Board, root cause analysis, and a Zero Defect program run on a real production line, and L3Harris would let me do that on hardware that supports national security. I am available from mid-June 2027, after Cal Poly's spring quarter ends, and I am ready to relocate to Rochester. Thank you for your time. I would welcome the chance to talk about how I can support your Quality team.</w:t>
+        <w:t>I want to learn how a Material Review Board, root cause analysis, and a Zero Defect program run on a real production line, and L3Harris would let me do that on hardware that supports national security. I am available once Cal Poly's spring semester ends in May 2027, and I am ready to relocate to Rochester. Thank you for your time. I would welcome the chance to talk about how I can support your Quality team.</w:t>
       </w:r>
     </w:p>
     <w:p>
